--- a/en/wisdom-stories/blind-well.docx
+++ b/en/wisdom-stories/blind-well.docx
@@ -4,106 +4,57 @@
   <w:body>
     <w:p>
       <w:pPr>
-        <w:spacing w:before="0" w:after="60"/>
-        <w:jc w:val="left"/>
+        <w:pStyle w:val="Title"/>
       </w:pPr>
       <w:r>
-        <w:rPr>
-          <w:rFonts w:ascii="Arial" w:hAnsi="Arial" w:eastAsia="Arial"/>
-          <w:i w:val="0"/>
-          <w:color w:val="000000"/>
-          <w:sz w:val="52"/>
-        </w:rPr>
-        <w:t>Blind Well</w:t>
+        <w:t>The Dry Well</w:t>
+      </w:r>
+    </w:p>
+    <w:p>
+      <w:pPr/>
+      <w:r>
+        <w:t>One day, a villager’s donkey fell into a dry well. For hours it cried out in distress. Its owner and the neighbors came to help, but after much discussion they decided there was no way to pull it out. They saw no option but to fill the well with earth. Each took a shovel and began throwing soil into the well.</w:t>
       </w:r>
     </w:p>
     <w:p>
       <w:pPr>
-        <w:jc w:val="left"/>
+        <w:keepNext/>
       </w:pPr>
       <w:r>
-        <w:rPr>
-          <w:rFonts w:ascii="Arial" w:hAnsi="Arial" w:eastAsia="Arial"/>
-          <w:i w:val="0"/>
-          <w:color w:val="000000"/>
-          <w:sz w:val="22"/>
-        </w:rPr>
-        <w:t>One day, a villager's donkey falls into a blind well (a well whose water has dried up). Hours pass; finally, the owner and his neighbors, hearing the donkey's painful cries, rush to the rescue. He says, he says, and finally they come to the conclusion that it will be impossible to get it out of the well, and they see the only solution in filling the well with earth. Each takes a shovel in his hand and begins to carry earth from the surrounding area and pour it into the well.</w:t>
+        <w:t>The donkey shook each shovelful of earth off its back and stepped onto it. Little by little, the rising ground carried it higher, until it reached the rim and climbed out. The villagers stared in amazement as it emerged unharmed.</w:t>
       </w:r>
     </w:p>
     <w:p>
       <w:pPr>
-        <w:jc w:val="left"/>
+        <w:keepNext/>
+        <w:keepLines/>
+        <w:spacing w:before="160"/>
       </w:pPr>
       <w:r>
         <w:rPr>
-          <w:rFonts w:ascii="Arial" w:hAnsi="Arial" w:eastAsia="Arial"/>
-          <w:i w:val="0"/>
-          <w:color w:val="000000"/>
-          <w:sz w:val="22"/>
+          <w:b/>
         </w:rPr>
-        <w:t>The poor animal shakes off the earth that has fallen on it and throws it under its feet, and thanks to this earth it gradually rises, finally managing to climb to the mouth of the well. The people are very surprised when they see the donkey come out of the well safely.</w:t>
+        <w:t>Moral:</w:t>
+      </w:r>
+      <w:r>
+        <w:t xml:space="preserve"> Shake off the burdens that fall on you and use them to climb higher. When you feel helpless, action and perseverance can reveal a way out.</w:t>
       </w:r>
     </w:p>
     <w:p>
       <w:pPr>
-        <w:pStyle w:val="Moral"/>
-        <w:keepNext/>
-        <w:keepLines/>
-        <w:widowControl/>
-        <w:spacing w:before="240" w:after="180" w:line="283" w:lineRule="auto"/>
-        <w:ind w:left="240" w:right="240"/>
-        <w:jc w:val="left"/>
-        <w:pBdr>
-          <w:top w:val="single" w:sz="8" w:space="7" w:color="E8D59A"/>
-          <w:left w:val="single" w:sz="32" w:space="11" w:color="C6A23A"/>
-          <w:bottom w:val="single" w:sz="8" w:space="7" w:color="E8D59A"/>
-          <w:right w:val="single" w:sz="8" w:space="11" w:color="E8D59A"/>
-        </w:pBdr>
-        <w:shd w:val="clear" w:color="auto" w:fill="FFF8E1"/>
+        <w:spacing w:after="80"/>
       </w:pPr>
       <w:r>
         <w:rPr>
-          <w:rFonts w:ascii="Arial" w:hAnsi="Arial" w:eastAsia="Arial" w:cs="Arial"/>
-          <w:b/>
-          <w:i w:val="0"/>
-          <w:color w:val="9A7417"/>
-          <w:sz w:val="22"/>
+          <w:i/>
+          <w:sz w:val="18"/>
         </w:rPr>
-        <w:t xml:space="preserve">Moral: </w:t>
-      </w:r>
-      <w:r>
-        <w:rPr>
-          <w:rFonts w:ascii="Arial" w:hAnsi="Arial" w:eastAsia="Arial" w:cs="Arial"/>
-          <w:b w:val="0"/>
-          <w:i w:val="0"/>
-          <w:color w:val="3F3826"/>
-          <w:sz w:val="22"/>
-        </w:rPr>
-        <w:t>Shake off the earth that has fallen on it and throw it under its feet, and rise. The way out of helplessness is not in whining, but in shaking and struggling.</w:t>
-      </w:r>
-    </w:p>
-    <w:p>
-      <w:pPr>
-        <w:keepLines/>
-        <w:widowControl/>
-        <w:spacing w:before="60" w:after="0" w:line="240" w:lineRule="auto"/>
-        <w:jc w:val="right"/>
-      </w:pPr>
-      <w:r>
-        <w:rPr>
-          <w:rFonts w:ascii="Arial" w:hAnsi="Arial" w:eastAsia="Arial" w:cs="Arial"/>
-          <w:b w:val="0"/>
-          <w:i/>
-          <w:color w:val="8A7950"/>
-          <w:sz w:val="17"/>
-        </w:rPr>
-        <w:t>The story was obtained from open Internet sources.</w:t>
+        <w:t>Source: Publicly available internet sources.</w:t>
       </w:r>
     </w:p>
     <w:sectPr>
       <w:pgSz w:w="12240" w:h="15840"/>
-      <w:pgMar w:top="1440" w:right="1440" w:bottom="1440" w:left="1440" w:header="708" w:footer="708" w:gutter="0"/>
+      <w:pgMar w:top="1080" w:right="1224" w:bottom="1080" w:left="1224" w:header="720" w:footer="720" w:gutter="0"/>
       <w:cols w:space="720"/>
       <w:docGrid w:linePitch="360"/>
     </w:sectPr>
@@ -475,12 +426,14 @@
     <w:qFormat/>
     <w:rsid w:val="00FC693F"/>
     <w:pPr>
-      <w:spacing w:before="0" w:after="160" w:line="276" w:lineRule="auto"/>
+      <w:widowControl/>
+      <w:spacing w:after="120" w:line="259" w:lineRule="auto"/>
     </w:pPr>
     <w:rPr>
-      <w:rFonts w:ascii="Arial" w:hAnsi="Arial" w:eastAsia="Arial"/>
+      <w:rFonts w:ascii="Arial" w:hAnsi="Arial"/>
       <w:color w:val="000000"/>
       <w:sz w:val="22"/>
+      <w:lang w:val="en-US"/>
     </w:rPr>
   </w:style>
   <w:style w:type="paragraph" w:styleId="Header">
@@ -824,18 +777,17 @@
     <w:qFormat/>
     <w:rsid w:val="00FC693F"/>
     <w:pPr>
-      <w:pBdr>
-        <w:bottom w:val="single" w:sz="8" w:space="4" w:color="4F81BD" w:themeColor="accent1"/>
-      </w:pBdr>
-      <w:spacing w:after="300" w:line="240" w:lineRule="auto"/>
+      <w:keepNext/>
+      <w:spacing w:after="280" w:line="240" w:lineRule="auto"/>
       <w:contextualSpacing/>
     </w:pPr>
     <w:rPr>
-      <w:rFonts w:asciiTheme="majorHAnsi" w:eastAsiaTheme="majorEastAsia" w:hAnsiTheme="majorHAnsi" w:cstheme="majorBidi"/>
-      <w:color w:val="17365D" w:themeColor="text2" w:themeShade="BF"/>
+      <w:rFonts w:asciiTheme="majorHAnsi" w:eastAsiaTheme="majorEastAsia" w:hAnsiTheme="majorHAnsi" w:cstheme="majorBidi" w:ascii="Arial" w:hAnsi="Arial"/>
+      <w:b/>
+      <w:color w:val="000000"/>
       <w:spacing w:val="5"/>
       <w:kern w:val="28"/>
-      <w:sz w:val="52"/>
+      <w:sz w:val="34"/>
       <w:szCs w:val="52"/>
     </w:rPr>
   </w:style>
@@ -1311,9 +1263,6 @@
     <w:qFormat/>
     <w:rsid w:val="00FC693F"/>
     <w:pPr>
-      <w:pBdr>
-        <w:bottom w:val="single" w:sz="4" w:space="4" w:color="4F81BD" w:themeColor="accent1"/>
-      </w:pBdr>
       <w:spacing w:before="200" w:after="280"/>
       <w:ind w:left="936" w:right="936"/>
     </w:pPr>
@@ -12164,18 +12113,6 @@
         <w:shd w:val="clear" w:color="auto" w:fill="FBCAA2" w:themeFill="accent6" w:themeFillTint="7F"/>
       </w:tcPr>
     </w:tblStylePr>
-  </w:style>
-  <w:style w:type="paragraph" w:customStyle="1" w:styleId="Moral">
-    <w:name w:val="Moral"/>
-    <w:basedOn w:val="Normal"/>
-    <w:pPr>
-      <w:spacing w:before="160" w:after="0" w:line="276" w:lineRule="auto"/>
-    </w:pPr>
-    <w:rPr>
-      <w:rFonts w:ascii="Arial" w:hAnsi="Arial" w:eastAsia="Arial"/>
-      <w:i/>
-      <w:sz w:val="22"/>
-    </w:rPr>
   </w:style>
 </w:styles>
 </file>

--- a/en/wisdom-stories/blind-well.docx
+++ b/en/wisdom-stories/blind-well.docx
@@ -34,11 +34,9 @@
         <w:rPr>
           <w:b/>
         </w:rPr>
-        <w:t>Moral:</w:t>
+        <w:t>Moral: Shake off the burdens that fall on you and use them to climb higher. The way out of helplessness is not in whimpering, but in shaking it off and struggling.</w:t>
       </w:r>
-      <w:r>
-        <w:t xml:space="preserve"> Shake off the burdens that fall on you and use them to climb higher. When you feel helpless, action and perseverance can reveal a way out.</w:t>
-      </w:r>
+      <w:r/>
     </w:p>
     <w:p>
       <w:pPr>
